--- a/Examples/GroupDocs.Assembly.Examples.Java/Data/Output/Word Reports/Chart with Filtering, Grouping, and Ordering_report_RemoveIf.docx
+++ b/Examples/GroupDocs.Assembly.Examples.Java/Data/Output/Word Reports/Chart with Filtering, Grouping, and Ordering_report_RemoveIf.docx
@@ -1,7 +1,7 @@
 
 <file path=word/document.xml><?xml version="1.0" encoding="utf-8"?>
 <w:document xmlns:wpc="http://schemas.microsoft.com/office/word/2010/wordprocessingCanvas" xmlns:cx="http://schemas.microsoft.com/office/drawing/2014/chartex" xmlns:cx1="http://schemas.microsoft.com/office/drawing/2015/9/8/chartex" xmlns:cx2="http://schemas.microsoft.com/office/drawing/2015/10/21/chartex" xmlns:cx3="http://schemas.microsoft.com/office/drawing/2016/5/9/chartex" xmlns:cx4="http://schemas.microsoft.com/office/drawing/2016/5/10/chartex" xmlns:cx5="http://schemas.microsoft.com/office/drawing/2016/5/11/chartex" xmlns:mc="http://schemas.openxmlformats.org/markup-compatibility/2006" xmlns:o="urn:schemas-microsoft-com:office:office" xmlns:r="http://schemas.openxmlformats.org/officeDocument/2006/relationships" xmlns:m="http://schemas.openxmlformats.org/officeDocument/2006/math" xmlns:v="urn:schemas-microsoft-com:vml" xmlns:wp14="http://schemas.microsoft.com/office/word/2010/wordprocessingDrawing" xmlns:wp="http://schemas.openxmlformats.org/drawingml/2006/wordprocessingDrawing" xmlns:w10="urn:schemas-microsoft-com:office:word" xmlns:w="http://schemas.openxmlformats.org/wordprocessingml/2006/main" xmlns:w14="http://schemas.microsoft.com/office/word/2010/wordml" xmlns:w15="http://schemas.microsoft.com/office/word/2012/wordml" xmlns:wne="http://schemas.microsoft.com/office/word/2006/wordml" xmlns:wpg="http://schemas.microsoft.com/office/word/2010/wordprocessingGroup" xmlns:wpi="http://schemas.microsoft.com/office/word/2010/wordprocessingInk" xmlns:wps="http://schemas.microsoft.com/office/word/2010/wordprocessingShape" mc:Ignorable="w14 w15 wp14">
-  <!-- Generated by Aspose.Words for Java 17.10 -->
+  <!-- Generated by Aspose.Words for Java 26.3.0 -->
   <w:body>
     <w:p>
       <w:bookmarkStart w:id="0" w:name="_GoBack"/>
@@ -422,6 +422,10 @@
     <w:lsdException w:name="List Table 5 Dark Accent 6" w:uiPriority="50"/>
     <w:lsdException w:name="List Table 6 Colorful Accent 6" w:uiPriority="51"/>
     <w:lsdException w:name="List Table 7 Colorful Accent 6" w:uiPriority="52"/>
+    <w:lsdException w:name="Mention" w:semiHidden="1" w:unhideWhenUsed="1"/>
+    <w:lsdException w:name="Smart Hyperlink" w:semiHidden="1" w:unhideWhenUsed="1"/>
+    <w:lsdException w:name="Hashtag" w:semiHidden="1" w:unhideWhenUsed="1"/>
+    <w:lsdException w:name="Unresolved Mention" w:semiHidden="1" w:unhideWhenUsed="1"/>
   </w:latentStyles>
   <w:style w:type="paragraph" w:default="1" w:styleId="Normal">
     <w:name w:val="Normal"/>
@@ -1111,19 +1115,19 @@
             <c:numLit>
               <c:formatCode>General</c:formatCode>
               <c:ptCount val="3"/>
-              <c:pt idx="0" formatCode="General">
+              <c:pt idx="0">
                 <c:v>750000</c:v>
               </c:pt>
-              <c:pt idx="1" formatCode="General">
+              <c:pt idx="1">
                 <c:v>250000</c:v>
               </c:pt>
-              <c:pt idx="2" formatCode="General">
+              <c:pt idx="2">
                 <c:v>0</c:v>
               </c:pt>
             </c:numLit>
           </c:val>
           <c:extLst>
-            <c:ext xmlns:c="http://schemas.openxmlformats.org/drawingml/2006/chart" xmlns:c16="http://schemas.microsoft.com/office/drawing/2014/chart" uri="{C3380CC4-5D6E-409C-BE32-E72D297353CC}">
+            <c:ext xmlns:c16="http://schemas.microsoft.com/office/drawing/2014/chart" uri="{C3380CC4-5D6E-409C-BE32-E72D297353CC}">
               <c16:uniqueId val="{00000001-A451-4B51-9F59-E55941774B04}"/>
             </c:ext>
           </c:extLst>
@@ -1162,19 +1166,19 @@
             <c:numLit>
               <c:formatCode>General</c:formatCode>
               <c:ptCount val="3"/>
-              <c:pt idx="0" formatCode="General">
+              <c:pt idx="0">
                 <c:v>350000</c:v>
               </c:pt>
-              <c:pt idx="1" formatCode="General">
+              <c:pt idx="1">
                 <c:v>200000</c:v>
               </c:pt>
-              <c:pt idx="2" formatCode="General">
+              <c:pt idx="2">
                 <c:v>550000</c:v>
               </c:pt>
             </c:numLit>
           </c:val>
           <c:extLst>
-            <c:ext xmlns:c="http://schemas.openxmlformats.org/drawingml/2006/chart" xmlns:c16="http://schemas.microsoft.com/office/drawing/2014/chart" uri="{C3380CC4-5D6E-409C-BE32-E72D297353CC}">
+            <c:ext xmlns:c16="http://schemas.microsoft.com/office/drawing/2014/chart" uri="{C3380CC4-5D6E-409C-BE32-E72D297353CC}">
               <c16:uniqueId val="{00000002-A451-4B51-9F59-E55941774B04}"/>
             </c:ext>
           </c:extLst>
@@ -1213,19 +1217,19 @@
             <c:numLit>
               <c:formatCode>General</c:formatCode>
               <c:ptCount val="3"/>
-              <c:pt idx="0" formatCode="General">
+              <c:pt idx="0">
                 <c:v>0</c:v>
               </c:pt>
-              <c:pt idx="1" formatCode="General">
+              <c:pt idx="1">
                 <c:v>0</c:v>
               </c:pt>
-              <c:pt idx="2" formatCode="General">
+              <c:pt idx="2">
                 <c:v>0</c:v>
               </c:pt>
             </c:numLit>
           </c:val>
           <c:extLst>
-            <c:ext xmlns:c="http://schemas.openxmlformats.org/drawingml/2006/chart" xmlns:c16="http://schemas.microsoft.com/office/drawing/2014/chart" uri="{C3380CC4-5D6E-409C-BE32-E72D297353CC}">
+            <c:ext xmlns:c16="http://schemas.microsoft.com/office/drawing/2014/chart" uri="{C3380CC4-5D6E-409C-BE32-E72D297353CC}">
               <c16:uniqueId val="{00000003-A451-4B51-9F59-E55941774B04}"/>
             </c:ext>
           </c:extLst>
@@ -1419,9 +1423,6 @@
       <a:endParaRPr lang="en-US"/>
     </a:p>
   </c:txPr>
-  <c:externalData r:id="rId1">
-    <c:autoUpdate val="0"/>
-  </c:externalData>
 </c:chartSpace>
 </file>
 
